--- a/OIB/lab7/Otchet_Lab_7_Cherednichenko.docx
+++ b/OIB/lab7/Otchet_Lab_7_Cherednichenko.docx
@@ -119,6 +119,7 @@
           <w:rFonts w:ascii="Times New Roman" w:hAnsi="Times New Roman" w:cs="Times New Roman"/>
           <w:sz w:val="28"/>
           <w:szCs w:val="28"/>
+          <w:lang w:val="ru-RU"/>
         </w:rPr>
       </w:pPr>
       <w:r>
@@ -137,6 +138,7 @@
           <w:rFonts w:ascii="Times New Roman" w:hAnsi="Times New Roman" w:cs="Times New Roman"/>
           <w:sz w:val="28"/>
           <w:szCs w:val="28"/>
+          <w:lang w:val="ru-RU"/>
         </w:rPr>
       </w:pPr>
     </w:p>
@@ -146,6 +148,7 @@
           <w:rFonts w:ascii="Times New Roman" w:hAnsi="Times New Roman" w:cs="Times New Roman"/>
           <w:sz w:val="28"/>
           <w:szCs w:val="28"/>
+          <w:lang w:val="ru-RU"/>
         </w:rPr>
       </w:pPr>
     </w:p>
@@ -155,6 +158,7 @@
           <w:rFonts w:ascii="Times New Roman" w:hAnsi="Times New Roman" w:cs="Times New Roman"/>
           <w:sz w:val="28"/>
           <w:szCs w:val="28"/>
+          <w:lang w:val="ru-RU"/>
         </w:rPr>
       </w:pPr>
     </w:p>
@@ -164,6 +168,7 @@
           <w:rFonts w:ascii="Times New Roman" w:hAnsi="Times New Roman" w:cs="Times New Roman"/>
           <w:sz w:val="28"/>
           <w:szCs w:val="28"/>
+          <w:lang w:val="ru-RU"/>
         </w:rPr>
       </w:pPr>
     </w:p>
@@ -301,6 +306,7 @@
           <w:rFonts w:ascii="Times New Roman" w:hAnsi="Times New Roman" w:cs="Times New Roman"/>
           <w:sz w:val="28"/>
           <w:szCs w:val="28"/>
+          <w:lang w:val="ru-RU"/>
         </w:rPr>
       </w:pPr>
       <w:r>
@@ -319,6 +325,7 @@
           <w:rFonts w:ascii="Times New Roman" w:hAnsi="Times New Roman" w:cs="Times New Roman"/>
           <w:sz w:val="28"/>
           <w:szCs w:val="28"/>
+          <w:lang w:val="ru-RU"/>
         </w:rPr>
       </w:pPr>
     </w:p>
@@ -348,6 +355,7 @@
           <w:rFonts w:ascii="Times New Roman" w:hAnsi="Times New Roman" w:cs="Times New Roman"/>
           <w:sz w:val="28"/>
           <w:szCs w:val="28"/>
+          <w:lang w:val="ru-RU"/>
         </w:rPr>
       </w:pPr>
       <w:r>
@@ -2182,9 +2190,27 @@
     </w:p>
     <w:p>
       <w:pPr>
-        <w:pStyle w:val="21"/>
+        <w:pStyle w:val="a9"/>
+        <w:rPr>
+          <w:lang w:val="ru-RU"/>
+        </w:rPr>
+      </w:pPr>
+    </w:p>
+    <w:p>
+      <w:pPr>
+        <w:pStyle w:val="a9"/>
+        <w:rPr>
+          <w:lang w:val="ru-RU"/>
+        </w:rPr>
+      </w:pPr>
+    </w:p>
+    <w:p>
+      <w:pPr>
+        <w:pStyle w:val="a9"/>
         <w:rPr>
           <w:rFonts w:ascii="Times New Roman" w:hAnsi="Times New Roman" w:cs="Times New Roman"/>
+          <w:b/>
+          <w:bCs/>
           <w:sz w:val="28"/>
           <w:szCs w:val="28"/>
           <w:lang w:val="ru-RU"/>
@@ -2193,6 +2219,8 @@
       <w:r>
         <w:rPr>
           <w:rFonts w:ascii="Times New Roman" w:hAnsi="Times New Roman" w:cs="Times New Roman"/>
+          <w:b/>
+          <w:bCs/>
           <w:sz w:val="28"/>
           <w:szCs w:val="28"/>
           <w:lang w:val="ru-RU"/>
